--- a/docs/entrega-2do-corte/02_Metodos_herramientas_y_tecnicas/Prompts_e_IA_utilizada_StockPot.docx
+++ b/docs/entrega-2do-corte/02_Metodos_herramientas_y_tecnicas/Prompts_e_IA_utilizada_StockPot.docx
@@ -267,7 +267,7 @@
         <w:pStyle w:val="ListBullet"/>
       </w:pPr>
       <w:r>
-        <w:t>Pruebas antes de integrar: la IA probaba cada cambio en una copia aparte del repositorio (226 pruebas automáticas y pruebas en el navegador, también en tamaño celular) antes de hacer el commit y el merge a develop (GitFlow).</w:t>
+        <w:t>Pruebas antes de integrar: la IA probaba cada cambio en una copia aparte del repositorio (267 pruebas automáticas y pruebas en el navegador, también en tamaño celular) antes de hacer el commit y el merge a develop (GitFlow).</w:t>
       </w:r>
     </w:p>
     <w:p>
